--- a/ОТЧЁТ_PR7_1_9_suvorov_dmitriy.docx
+++ b/ОТЧЁТ_PR7_1_9_suvorov_dmitriy.docx
@@ -1,6 +1,6 @@
 
 <file path=word/document.xml><?xml version="1.0" encoding="utf-8"?>
-<w:document xmlns:wpc="http://schemas.microsoft.com/office/word/2010/wordprocessingCanvas" xmlns:cx="http://schemas.microsoft.com/office/drawing/2014/chartex" xmlns:cx1="http://schemas.microsoft.com/office/drawing/2015/9/8/chartex" xmlns:cx2="http://schemas.microsoft.com/office/drawing/2015/10/21/chartex" xmlns:cx3="http://schemas.microsoft.com/office/drawing/2016/5/9/chartex" xmlns:cx4="http://schemas.microsoft.com/office/drawing/2016/5/10/chartex" xmlns:cx5="http://schemas.microsoft.com/office/drawing/2016/5/11/chartex" xmlns:cx6="http://schemas.microsoft.com/office/drawing/2016/5/12/chartex" xmlns:cx7="http://schemas.microsoft.com/office/drawing/2016/5/13/chartex" xmlns:cx8="http://schemas.microsoft.com/office/drawing/2016/5/14/chartex" xmlns:mc="http://schemas.openxmlformats.org/markup-compatibility/2006" xmlns:aink="http://schemas.microsoft.com/office/drawing/2016/ink" xmlns:am3d="http://schemas.microsoft.com/office/drawing/2017/model3d" xmlns:o="urn:schemas-microsoft-com:office:office" xmlns:r="http://schemas.openxmlformats.org/officeDocument/2006/relationships" xmlns:m="http://schemas.openxmlformats.org/officeDocument/2006/math" xmlns:v="urn:schemas-microsoft-com:vml" xmlns:wp14="http://schemas.microsoft.com/office/word/2010/wordprocessingDrawing" xmlns:wp="http://schemas.openxmlformats.org/drawingml/2006/wordprocessingDrawing" xmlns:w10="urn:schemas-microsoft-com:office:word" xmlns:w="http://schemas.openxmlformats.org/wordprocessingml/2006/main" xmlns:w14="http://schemas.microsoft.com/office/word/2010/wordml" xmlns:w15="http://schemas.microsoft.com/office/word/2012/wordml" xmlns:w16cex="http://schemas.microsoft.com/office/word/2018/wordml/cex" xmlns:w16cid="http://schemas.microsoft.com/office/word/2016/wordml/cid" xmlns:w16="http://schemas.microsoft.com/office/word/2018/wordml" xmlns:w16sdtdh="http://schemas.microsoft.com/office/word/2020/wordml/sdtdatahash" xmlns:w16se="http://schemas.microsoft.com/office/word/2015/wordml/symex" xmlns:wpg="http://schemas.microsoft.com/office/word/2010/wordprocessingGroup" xmlns:wpi="http://schemas.microsoft.com/office/word/2010/wordprocessingInk" xmlns:wne="http://schemas.microsoft.com/office/word/2006/wordml" xmlns:wps="http://schemas.microsoft.com/office/word/2010/wordprocessingShape" mc:Ignorable="w14 w15 w16se w16cid w16 w16cex w16sdtdh wp14">
+<w:document xmlns:wpc="http://schemas.microsoft.com/office/word/2010/wordprocessingCanvas" xmlns:cx="http://schemas.microsoft.com/office/drawing/2014/chartex" xmlns:cx1="http://schemas.microsoft.com/office/drawing/2015/9/8/chartex" xmlns:cx2="http://schemas.microsoft.com/office/drawing/2015/10/21/chartex" xmlns:cx3="http://schemas.microsoft.com/office/drawing/2016/5/9/chartex" xmlns:cx4="http://schemas.microsoft.com/office/drawing/2016/5/10/chartex" xmlns:cx5="http://schemas.microsoft.com/office/drawing/2016/5/11/chartex" xmlns:cx6="http://schemas.microsoft.com/office/drawing/2016/5/12/chartex" xmlns:cx7="http://schemas.microsoft.com/office/drawing/2016/5/13/chartex" xmlns:cx8="http://schemas.microsoft.com/office/drawing/2016/5/14/chartex" xmlns:mc="http://schemas.openxmlformats.org/markup-compatibility/2006" xmlns:aink="http://schemas.microsoft.com/office/drawing/2016/ink" xmlns:am3d="http://schemas.microsoft.com/office/drawing/2017/model3d" xmlns:o="urn:schemas-microsoft-com:office:office" xmlns:oel="http://schemas.microsoft.com/office/2019/extlst" xmlns:r="http://schemas.openxmlformats.org/officeDocument/2006/relationships" xmlns:m="http://schemas.openxmlformats.org/officeDocument/2006/math" xmlns:v="urn:schemas-microsoft-com:vml" xmlns:wp14="http://schemas.microsoft.com/office/word/2010/wordprocessingDrawing" xmlns:wp="http://schemas.openxmlformats.org/drawingml/2006/wordprocessingDrawing" xmlns:w10="urn:schemas-microsoft-com:office:word" xmlns:w="http://schemas.openxmlformats.org/wordprocessingml/2006/main" xmlns:w14="http://schemas.microsoft.com/office/word/2010/wordml" xmlns:w15="http://schemas.microsoft.com/office/word/2012/wordml" xmlns:w16cex="http://schemas.microsoft.com/office/word/2018/wordml/cex" xmlns:w16cid="http://schemas.microsoft.com/office/word/2016/wordml/cid" xmlns:w16="http://schemas.microsoft.com/office/word/2018/wordml" xmlns:w16du="http://schemas.microsoft.com/office/word/2023/wordml/word16du" xmlns:w16sdtdh="http://schemas.microsoft.com/office/word/2020/wordml/sdtdatahash" xmlns:w16sdtfl="http://schemas.microsoft.com/office/word/2024/wordml/sdtformatlock" xmlns:w16se="http://schemas.microsoft.com/office/word/2015/wordml/symex" xmlns:wpg="http://schemas.microsoft.com/office/word/2010/wordprocessingGroup" xmlns:wpi="http://schemas.microsoft.com/office/word/2010/wordprocessingInk" xmlns:wne="http://schemas.microsoft.com/office/word/2006/wordml" xmlns:wps="http://schemas.microsoft.com/office/word/2010/wordprocessingShape" mc:Ignorable="w14 w15 w16se w16cid w16 w16cex w16sdtdh w16sdtfl w16du wp14">
   <w:body>
     <w:p>
       <w:pPr>
@@ -631,6 +631,7 @@
           <w:b/>
           <w:sz w:val="28"/>
           <w:szCs w:val="28"/>
+          <w:lang w:val="ru-RU"/>
         </w:rPr>
       </w:pPr>
     </w:p>
@@ -762,7 +763,27 @@
           <w:szCs w:val="28"/>
           <w:lang w:val="ru-RU"/>
         </w:rPr>
-        <w:t xml:space="preserve">вводится с клавиатуры, целое, </w:t>
+        <w:t xml:space="preserve">вводится с клавиатуры, </w:t>
+      </w:r>
+      <w:r>
+        <w:rPr>
+          <w:rFonts w:ascii="Times New Roman" w:eastAsia="Times New Roman" w:hAnsi="Times New Roman" w:cs="Times New Roman"/>
+          <w:bCs/>
+          <w:sz w:val="28"/>
+          <w:szCs w:val="28"/>
+          <w:lang w:val="ru-RU"/>
+        </w:rPr>
+        <w:t>вещественное</w:t>
+      </w:r>
+      <w:r>
+        <w:rPr>
+          <w:rFonts w:ascii="Times New Roman" w:eastAsia="Times New Roman" w:hAnsi="Times New Roman" w:cs="Times New Roman"/>
+          <w:bCs/>
+          <w:sz w:val="28"/>
+          <w:szCs w:val="28"/>
+          <w:lang w:val="ru-RU"/>
+        </w:rPr>
+        <w:t xml:space="preserve">, </w:t>
       </w:r>
       <w:r>
         <w:rPr>
@@ -814,7 +835,27 @@
           <w:szCs w:val="28"/>
           <w:lang w:val="ru-RU"/>
         </w:rPr>
-        <w:t xml:space="preserve">вводится с клавиатуры, целое, </w:t>
+        <w:t xml:space="preserve">вводится с клавиатуры, </w:t>
+      </w:r>
+      <w:r>
+        <w:rPr>
+          <w:rFonts w:ascii="Times New Roman" w:eastAsia="Times New Roman" w:hAnsi="Times New Roman" w:cs="Times New Roman"/>
+          <w:bCs/>
+          <w:sz w:val="28"/>
+          <w:szCs w:val="28"/>
+          <w:lang w:val="ru-RU"/>
+        </w:rPr>
+        <w:t>вещественное</w:t>
+      </w:r>
+      <w:r>
+        <w:rPr>
+          <w:rFonts w:ascii="Times New Roman" w:eastAsia="Times New Roman" w:hAnsi="Times New Roman" w:cs="Times New Roman"/>
+          <w:bCs/>
+          <w:sz w:val="28"/>
+          <w:szCs w:val="28"/>
+          <w:lang w:val="ru-RU"/>
+        </w:rPr>
+        <w:t xml:space="preserve">, </w:t>
       </w:r>
       <w:r>
         <w:rPr>
@@ -867,7 +908,27 @@
           <w:szCs w:val="28"/>
           <w:lang w:val="ru-RU"/>
         </w:rPr>
-        <w:t xml:space="preserve">вводится с клавиатуры, целое, </w:t>
+        <w:t xml:space="preserve">вводится с клавиатуры, </w:t>
+      </w:r>
+      <w:r>
+        <w:rPr>
+          <w:rFonts w:ascii="Times New Roman" w:eastAsia="Times New Roman" w:hAnsi="Times New Roman" w:cs="Times New Roman"/>
+          <w:bCs/>
+          <w:sz w:val="28"/>
+          <w:szCs w:val="28"/>
+          <w:lang w:val="ru-RU"/>
+        </w:rPr>
+        <w:t>вещественное</w:t>
+      </w:r>
+      <w:r>
+        <w:rPr>
+          <w:rFonts w:ascii="Times New Roman" w:eastAsia="Times New Roman" w:hAnsi="Times New Roman" w:cs="Times New Roman"/>
+          <w:bCs/>
+          <w:sz w:val="28"/>
+          <w:szCs w:val="28"/>
+          <w:lang w:val="ru-RU"/>
+        </w:rPr>
+        <w:t xml:space="preserve">, </w:t>
       </w:r>
       <w:r>
         <w:rPr>
@@ -910,11 +971,90 @@
         </w:tabs>
         <w:rPr>
           <w:rFonts w:ascii="Times New Roman" w:eastAsia="Times New Roman" w:hAnsi="Times New Roman" w:cs="Times New Roman"/>
-          <w:b/>
-          <w:sz w:val="28"/>
-          <w:szCs w:val="28"/>
-        </w:rPr>
-      </w:pPr>
+          <w:bCs/>
+          <w:sz w:val="28"/>
+          <w:szCs w:val="28"/>
+        </w:rPr>
+      </w:pPr>
+      <w:r>
+        <w:rPr>
+          <w:rFonts w:ascii="Times New Roman" w:eastAsia="Times New Roman" w:hAnsi="Times New Roman" w:cs="Times New Roman"/>
+          <w:bCs/>
+          <w:sz w:val="28"/>
+          <w:szCs w:val="28"/>
+        </w:rPr>
+        <w:t>arf</w:t>
+      </w:r>
+      <w:r>
+        <w:rPr>
+          <w:rFonts w:ascii="Times New Roman" w:eastAsia="Times New Roman" w:hAnsi="Times New Roman" w:cs="Times New Roman"/>
+          <w:bCs/>
+          <w:sz w:val="28"/>
+          <w:szCs w:val="28"/>
+          <w:lang w:val="ru-RU"/>
+        </w:rPr>
+        <w:t xml:space="preserve"> – </w:t>
+      </w:r>
+      <w:r>
+        <w:rPr>
+          <w:rFonts w:ascii="Times New Roman" w:eastAsia="Times New Roman" w:hAnsi="Times New Roman" w:cs="Times New Roman"/>
+          <w:bCs/>
+          <w:sz w:val="28"/>
+          <w:szCs w:val="28"/>
+          <w:lang w:val="ru-RU"/>
+        </w:rPr>
+        <w:t xml:space="preserve">среднее арифметическое </w:t>
+      </w:r>
+      <w:proofErr w:type="spellStart"/>
+      <w:r>
+        <w:rPr>
+          <w:rFonts w:ascii="Times New Roman" w:eastAsia="Times New Roman" w:hAnsi="Times New Roman" w:cs="Times New Roman"/>
+          <w:bCs/>
+          <w:sz w:val="28"/>
+          <w:szCs w:val="28"/>
+        </w:rPr>
+        <w:t>abc</w:t>
+      </w:r>
+      <w:proofErr w:type="spellEnd"/>
+      <w:r>
+        <w:rPr>
+          <w:rFonts w:ascii="Times New Roman" w:eastAsia="Times New Roman" w:hAnsi="Times New Roman" w:cs="Times New Roman"/>
+          <w:bCs/>
+          <w:sz w:val="28"/>
+          <w:szCs w:val="28"/>
+          <w:lang w:val="ru-RU"/>
+        </w:rPr>
+        <w:t xml:space="preserve">, </w:t>
+      </w:r>
+      <w:r>
+        <w:rPr>
+          <w:rFonts w:ascii="Times New Roman" w:eastAsia="Times New Roman" w:hAnsi="Times New Roman" w:cs="Times New Roman"/>
+          <w:bCs/>
+          <w:sz w:val="28"/>
+          <w:szCs w:val="28"/>
+          <w:lang w:val="ru-RU"/>
+        </w:rPr>
+        <w:t>целочисленный,</w:t>
+      </w:r>
+      <w:r>
+        <w:rPr>
+          <w:rFonts w:ascii="Times New Roman" w:eastAsia="Times New Roman" w:hAnsi="Times New Roman" w:cs="Times New Roman"/>
+          <w:bCs/>
+          <w:sz w:val="28"/>
+          <w:szCs w:val="28"/>
+          <w:lang w:val="ru-RU"/>
+        </w:rPr>
+        <w:t xml:space="preserve"> </w:t>
+      </w:r>
+      <w:r>
+        <w:rPr>
+          <w:rFonts w:ascii="Times New Roman" w:eastAsia="Times New Roman" w:hAnsi="Times New Roman" w:cs="Times New Roman"/>
+          <w:bCs/>
+          <w:sz w:val="28"/>
+          <w:szCs w:val="28"/>
+        </w:rPr>
+        <w:t>long</w:t>
+      </w:r>
     </w:p>
     <w:p>
       <w:pPr>
@@ -926,9 +1066,77 @@
           <w:bCs/>
           <w:sz w:val="28"/>
           <w:szCs w:val="28"/>
-          <w:lang w:val="ru-RU"/>
-        </w:rPr>
-      </w:pPr>
+        </w:rPr>
+      </w:pPr>
+      <w:r>
+        <w:rPr>
+          <w:rFonts w:ascii="Times New Roman" w:eastAsia="Times New Roman" w:hAnsi="Times New Roman" w:cs="Times New Roman"/>
+          <w:bCs/>
+          <w:sz w:val="28"/>
+          <w:szCs w:val="28"/>
+        </w:rPr>
+        <w:t>gem</w:t>
+      </w:r>
+      <w:r>
+        <w:rPr>
+          <w:rFonts w:ascii="Times New Roman" w:eastAsia="Times New Roman" w:hAnsi="Times New Roman" w:cs="Times New Roman"/>
+          <w:bCs/>
+          <w:sz w:val="28"/>
+          <w:szCs w:val="28"/>
+          <w:lang w:val="ru-RU"/>
+        </w:rPr>
+        <w:t xml:space="preserve"> – </w:t>
+      </w:r>
+      <w:r>
+        <w:rPr>
+          <w:rFonts w:ascii="Times New Roman" w:eastAsia="Times New Roman" w:hAnsi="Times New Roman" w:cs="Times New Roman"/>
+          <w:bCs/>
+          <w:sz w:val="28"/>
+          <w:szCs w:val="28"/>
+          <w:lang w:val="ru-RU"/>
+        </w:rPr>
+        <w:t xml:space="preserve">среднее геометрическое </w:t>
+      </w:r>
+      <w:proofErr w:type="spellStart"/>
+      <w:r>
+        <w:rPr>
+          <w:rFonts w:ascii="Times New Roman" w:eastAsia="Times New Roman" w:hAnsi="Times New Roman" w:cs="Times New Roman"/>
+          <w:bCs/>
+          <w:sz w:val="28"/>
+          <w:szCs w:val="28"/>
+        </w:rPr>
+        <w:t>abc</w:t>
+      </w:r>
+      <w:proofErr w:type="spellEnd"/>
+      <w:r>
+        <w:rPr>
+          <w:rFonts w:ascii="Times New Roman" w:eastAsia="Times New Roman" w:hAnsi="Times New Roman" w:cs="Times New Roman"/>
+          <w:bCs/>
+          <w:sz w:val="28"/>
+          <w:szCs w:val="28"/>
+          <w:lang w:val="ru-RU"/>
+        </w:rPr>
+        <w:t xml:space="preserve">, </w:t>
+      </w:r>
+      <w:r>
+        <w:rPr>
+          <w:rFonts w:ascii="Times New Roman" w:eastAsia="Times New Roman" w:hAnsi="Times New Roman" w:cs="Times New Roman"/>
+          <w:bCs/>
+          <w:sz w:val="28"/>
+          <w:szCs w:val="28"/>
+          <w:lang w:val="ru-RU"/>
+        </w:rPr>
+        <w:t xml:space="preserve">целочисленный, </w:t>
+      </w:r>
+      <w:r>
+        <w:rPr>
+          <w:rFonts w:ascii="Times New Roman" w:eastAsia="Times New Roman" w:hAnsi="Times New Roman" w:cs="Times New Roman"/>
+          <w:bCs/>
+          <w:sz w:val="28"/>
+          <w:szCs w:val="28"/>
+        </w:rPr>
+        <w:t>long</w:t>
+      </w:r>
     </w:p>
     <w:p>
       <w:pPr>
@@ -938,6 +1146,508 @@
         <w:rPr>
           <w:rFonts w:ascii="Times New Roman" w:eastAsia="Times New Roman" w:hAnsi="Times New Roman" w:cs="Times New Roman"/>
           <w:bCs/>
+          <w:sz w:val="28"/>
+          <w:szCs w:val="28"/>
+          <w:lang w:val="ru-RU"/>
+        </w:rPr>
+      </w:pPr>
+      <w:r>
+        <w:rPr>
+          <w:rFonts w:ascii="Times New Roman" w:eastAsia="Times New Roman" w:hAnsi="Times New Roman" w:cs="Times New Roman"/>
+          <w:bCs/>
+          <w:sz w:val="28"/>
+          <w:szCs w:val="28"/>
+          <w:lang w:val="ru-RU"/>
+        </w:rPr>
+        <w:t>Сообщения:</w:t>
+      </w:r>
+    </w:p>
+    <w:p>
+      <w:pPr>
+        <w:tabs>
+          <w:tab w:val="left" w:pos="3045"/>
+        </w:tabs>
+        <w:rPr>
+          <w:rFonts w:ascii="Times New Roman" w:eastAsia="Times New Roman" w:hAnsi="Times New Roman" w:cs="Times New Roman"/>
+          <w:bCs/>
+          <w:sz w:val="28"/>
+          <w:szCs w:val="28"/>
+          <w:lang w:val="ru-RU"/>
+        </w:rPr>
+      </w:pPr>
+      <w:r>
+        <w:rPr>
+          <w:rFonts w:ascii="Times New Roman" w:eastAsia="Times New Roman" w:hAnsi="Times New Roman" w:cs="Times New Roman"/>
+          <w:bCs/>
+          <w:sz w:val="28"/>
+          <w:szCs w:val="28"/>
+          <w:lang w:val="ru-RU"/>
+        </w:rPr>
+        <w:t>-</w:t>
+      </w:r>
+      <w:r>
+        <w:rPr>
+          <w:rFonts w:ascii="Times New Roman" w:eastAsia="Times New Roman" w:hAnsi="Times New Roman" w:cs="Times New Roman"/>
+          <w:bCs/>
+          <w:sz w:val="28"/>
+          <w:szCs w:val="28"/>
+          <w:lang w:val="ru-RU"/>
+        </w:rPr>
+        <w:t>“</w:t>
+      </w:r>
+      <w:r>
+        <w:rPr>
+          <w:rFonts w:ascii="Times New Roman" w:eastAsia="Times New Roman" w:hAnsi="Times New Roman" w:cs="Times New Roman"/>
+          <w:bCs/>
+          <w:sz w:val="28"/>
+          <w:szCs w:val="28"/>
+          <w:lang w:val="ru-RU"/>
+        </w:rPr>
+        <w:t xml:space="preserve">Среднее арифметическое </w:t>
+      </w:r>
+      <w:proofErr w:type="spellStart"/>
+      <w:r>
+        <w:rPr>
+          <w:rFonts w:ascii="Times New Roman" w:eastAsia="Times New Roman" w:hAnsi="Times New Roman" w:cs="Times New Roman"/>
+          <w:bCs/>
+          <w:sz w:val="28"/>
+          <w:szCs w:val="28"/>
+        </w:rPr>
+        <w:t>abc</w:t>
+      </w:r>
+      <w:proofErr w:type="spellEnd"/>
+      <w:r>
+        <w:rPr>
+          <w:rFonts w:ascii="Times New Roman" w:eastAsia="Times New Roman" w:hAnsi="Times New Roman" w:cs="Times New Roman"/>
+          <w:bCs/>
+          <w:sz w:val="28"/>
+          <w:szCs w:val="28"/>
+          <w:lang w:val="ru-RU"/>
+        </w:rPr>
+        <w:t xml:space="preserve"> = $</w:t>
+      </w:r>
+      <w:r>
+        <w:rPr>
+          <w:rFonts w:ascii="Times New Roman" w:eastAsia="Times New Roman" w:hAnsi="Times New Roman" w:cs="Times New Roman"/>
+          <w:bCs/>
+          <w:sz w:val="28"/>
+          <w:szCs w:val="28"/>
+        </w:rPr>
+        <w:t>arf</w:t>
+      </w:r>
+      <w:r>
+        <w:rPr>
+          <w:rFonts w:ascii="Times New Roman" w:eastAsia="Times New Roman" w:hAnsi="Times New Roman" w:cs="Times New Roman"/>
+          <w:bCs/>
+          <w:sz w:val="28"/>
+          <w:szCs w:val="28"/>
+          <w:lang w:val="ru-RU"/>
+        </w:rPr>
+        <w:t>”</w:t>
+      </w:r>
+    </w:p>
+    <w:p>
+      <w:pPr>
+        <w:tabs>
+          <w:tab w:val="left" w:pos="3045"/>
+        </w:tabs>
+        <w:rPr>
+          <w:rFonts w:ascii="Times New Roman" w:eastAsia="Times New Roman" w:hAnsi="Times New Roman" w:cs="Times New Roman"/>
+          <w:bCs/>
+          <w:sz w:val="28"/>
+          <w:szCs w:val="28"/>
+          <w:lang w:val="ru-RU"/>
+        </w:rPr>
+      </w:pPr>
+      <w:r>
+        <w:rPr>
+          <w:rFonts w:ascii="Times New Roman" w:eastAsia="Times New Roman" w:hAnsi="Times New Roman" w:cs="Times New Roman"/>
+          <w:bCs/>
+          <w:sz w:val="28"/>
+          <w:szCs w:val="28"/>
+          <w:lang w:val="ru-RU"/>
+        </w:rPr>
+        <w:t>-“</w:t>
+      </w:r>
+      <w:r>
+        <w:rPr>
+          <w:rFonts w:ascii="Times New Roman" w:eastAsia="Times New Roman" w:hAnsi="Times New Roman" w:cs="Times New Roman"/>
+          <w:bCs/>
+          <w:sz w:val="28"/>
+          <w:szCs w:val="28"/>
+          <w:lang w:val="ru-RU"/>
+        </w:rPr>
+        <w:t xml:space="preserve">Среднее геометрическое </w:t>
+      </w:r>
+      <w:proofErr w:type="spellStart"/>
+      <w:r>
+        <w:rPr>
+          <w:rFonts w:ascii="Times New Roman" w:eastAsia="Times New Roman" w:hAnsi="Times New Roman" w:cs="Times New Roman"/>
+          <w:bCs/>
+          <w:sz w:val="28"/>
+          <w:szCs w:val="28"/>
+        </w:rPr>
+        <w:t>abc</w:t>
+      </w:r>
+      <w:proofErr w:type="spellEnd"/>
+      <w:r>
+        <w:rPr>
+          <w:rFonts w:ascii="Times New Roman" w:eastAsia="Times New Roman" w:hAnsi="Times New Roman" w:cs="Times New Roman"/>
+          <w:bCs/>
+          <w:sz w:val="28"/>
+          <w:szCs w:val="28"/>
+          <w:lang w:val="ru-RU"/>
+        </w:rPr>
+        <w:t xml:space="preserve"> = $</w:t>
+      </w:r>
+      <w:r>
+        <w:rPr>
+          <w:rFonts w:ascii="Times New Roman" w:eastAsia="Times New Roman" w:hAnsi="Times New Roman" w:cs="Times New Roman"/>
+          <w:bCs/>
+          <w:sz w:val="28"/>
+          <w:szCs w:val="28"/>
+        </w:rPr>
+        <w:t>gem</w:t>
+      </w:r>
+      <w:r>
+        <w:rPr>
+          <w:rFonts w:ascii="Times New Roman" w:eastAsia="Times New Roman" w:hAnsi="Times New Roman" w:cs="Times New Roman"/>
+          <w:bCs/>
+          <w:sz w:val="28"/>
+          <w:szCs w:val="28"/>
+          <w:lang w:val="ru-RU"/>
+        </w:rPr>
+        <w:t>”</w:t>
+      </w:r>
+    </w:p>
+    <w:p>
+      <w:pPr>
+        <w:tabs>
+          <w:tab w:val="left" w:pos="3045"/>
+        </w:tabs>
+        <w:rPr>
+          <w:rFonts w:ascii="Times New Roman" w:eastAsia="Times New Roman" w:hAnsi="Times New Roman" w:cs="Times New Roman"/>
+          <w:bCs/>
+          <w:sz w:val="28"/>
+          <w:szCs w:val="28"/>
+          <w:lang w:val="ru-RU"/>
+        </w:rPr>
+      </w:pPr>
+      <w:r>
+        <w:rPr>
+          <w:rFonts w:ascii="Times New Roman" w:eastAsia="Times New Roman" w:hAnsi="Times New Roman" w:cs="Times New Roman"/>
+          <w:bCs/>
+          <w:sz w:val="28"/>
+          <w:szCs w:val="28"/>
+          <w:lang w:val="ru-RU"/>
+        </w:rPr>
+        <w:t>-“</w:t>
+      </w:r>
+      <w:r>
+        <w:rPr>
+          <w:rFonts w:ascii="Times New Roman" w:eastAsia="Times New Roman" w:hAnsi="Times New Roman" w:cs="Times New Roman"/>
+          <w:bCs/>
+          <w:sz w:val="28"/>
+          <w:szCs w:val="28"/>
+          <w:lang w:val="ru-RU"/>
+        </w:rPr>
+        <w:t>Неверный формат данных</w:t>
+      </w:r>
+      <w:r>
+        <w:rPr>
+          <w:rFonts w:ascii="Times New Roman" w:eastAsia="Times New Roman" w:hAnsi="Times New Roman" w:cs="Times New Roman"/>
+          <w:bCs/>
+          <w:sz w:val="28"/>
+          <w:szCs w:val="28"/>
+          <w:lang w:val="ru-RU"/>
+        </w:rPr>
+        <w:t>”</w:t>
+      </w:r>
+    </w:p>
+    <w:p>
+      <w:pPr>
+        <w:tabs>
+          <w:tab w:val="left" w:pos="3045"/>
+        </w:tabs>
+        <w:rPr>
+          <w:rFonts w:ascii="Times New Roman" w:eastAsia="Times New Roman" w:hAnsi="Times New Roman" w:cs="Times New Roman"/>
+          <w:b/>
+          <w:sz w:val="28"/>
+          <w:szCs w:val="28"/>
+          <w:lang w:val="ru-RU"/>
+        </w:rPr>
+      </w:pPr>
+      <w:r>
+        <w:rPr>
+          <w:rFonts w:ascii="Times New Roman" w:eastAsia="Times New Roman" w:hAnsi="Times New Roman" w:cs="Times New Roman"/>
+          <w:b/>
+          <w:sz w:val="28"/>
+          <w:szCs w:val="28"/>
+          <w:lang w:val="ru-RU"/>
+        </w:rPr>
+        <w:t>Блок-схема:</w:t>
+      </w:r>
+    </w:p>
+    <w:p>
+      <w:pPr>
+        <w:tabs>
+          <w:tab w:val="left" w:pos="3045"/>
+        </w:tabs>
+        <w:rPr>
+          <w:rFonts w:ascii="Times New Roman" w:eastAsia="Times New Roman" w:hAnsi="Times New Roman" w:cs="Times New Roman"/>
+          <w:b/>
+          <w:sz w:val="28"/>
+          <w:szCs w:val="28"/>
+          <w:lang w:val="ru-RU"/>
+        </w:rPr>
+      </w:pPr>
+      <w:r>
+        <w:rPr>
+          <w:noProof/>
+        </w:rPr>
+        <w:lastRenderedPageBreak/>
+        <w:drawing>
+          <wp:inline distT="0" distB="0" distL="0" distR="0" wp14:anchorId="7755D8D3" wp14:editId="5631103C">
+            <wp:extent cx="3162300" cy="5219700"/>
+            <wp:effectExtent l="0" t="0" r="0" b="0"/>
+            <wp:docPr id="1349065513" name="Рисунок 1" descr="Изображение выглядит как текст, дизайн, снимок экрана&#10;&#10;Контент, сгенерированный ИИ, может содержать ошибки."/>
+            <wp:cNvGraphicFramePr>
+              <a:graphicFrameLocks xmlns:a="http://schemas.openxmlformats.org/drawingml/2006/main" noChangeAspect="1"/>
+            </wp:cNvGraphicFramePr>
+            <a:graphic xmlns:a="http://schemas.openxmlformats.org/drawingml/2006/main">
+              <a:graphicData uri="http://schemas.openxmlformats.org/drawingml/2006/picture">
+                <pic:pic xmlns:pic="http://schemas.openxmlformats.org/drawingml/2006/picture">
+                  <pic:nvPicPr>
+                    <pic:cNvPr id="1349065513" name="Рисунок 1" descr="Изображение выглядит как текст, дизайн, снимок экрана&#10;&#10;Контент, сгенерированный ИИ, может содержать ошибки."/>
+                    <pic:cNvPicPr/>
+                  </pic:nvPicPr>
+                  <pic:blipFill>
+                    <a:blip r:embed="rId7"/>
+                    <a:stretch>
+                      <a:fillRect/>
+                    </a:stretch>
+                  </pic:blipFill>
+                  <pic:spPr>
+                    <a:xfrm>
+                      <a:off x="0" y="0"/>
+                      <a:ext cx="3162300" cy="5219700"/>
+                    </a:xfrm>
+                    <a:prstGeom prst="rect">
+                      <a:avLst/>
+                    </a:prstGeom>
+                  </pic:spPr>
+                </pic:pic>
+              </a:graphicData>
+            </a:graphic>
+          </wp:inline>
+        </w:drawing>
+      </w:r>
+    </w:p>
+    <w:p>
+      <w:pPr>
+        <w:tabs>
+          <w:tab w:val="left" w:pos="3045"/>
+        </w:tabs>
+        <w:rPr>
+          <w:rFonts w:ascii="Times New Roman" w:eastAsia="Times New Roman" w:hAnsi="Times New Roman" w:cs="Times New Roman"/>
+          <w:b/>
+          <w:sz w:val="28"/>
+          <w:szCs w:val="28"/>
+          <w:lang w:val="ru-RU"/>
+        </w:rPr>
+      </w:pPr>
+      <w:r>
+        <w:rPr>
+          <w:rFonts w:ascii="Times New Roman" w:eastAsia="Times New Roman" w:hAnsi="Times New Roman" w:cs="Times New Roman"/>
+          <w:b/>
+          <w:sz w:val="28"/>
+          <w:szCs w:val="28"/>
+          <w:lang w:val="ru-RU"/>
+        </w:rPr>
+        <w:t>Листинг программы:</w:t>
+      </w:r>
+    </w:p>
+    <w:p>
+      <w:pPr>
+        <w:tabs>
+          <w:tab w:val="left" w:pos="3045"/>
+        </w:tabs>
+        <w:rPr>
+          <w:rFonts w:ascii="Times New Roman" w:eastAsia="Times New Roman" w:hAnsi="Times New Roman" w:cs="Times New Roman"/>
+          <w:b/>
+          <w:sz w:val="28"/>
+          <w:szCs w:val="28"/>
+          <w:lang w:val="ru-RU"/>
+        </w:rPr>
+      </w:pPr>
+      <w:r>
+        <w:rPr>
+          <w:noProof/>
+        </w:rPr>
+        <w:lastRenderedPageBreak/>
+        <w:drawing>
+          <wp:inline distT="0" distB="0" distL="0" distR="0" wp14:anchorId="2A20E95F" wp14:editId="58EBE353">
+            <wp:extent cx="4105275" cy="4048125"/>
+            <wp:effectExtent l="0" t="0" r="9525" b="9525"/>
+            <wp:docPr id="772005681" name="Рисунок 1" descr="Изображение выглядит как текст, электроника, снимок экрана, дисплей&#10;&#10;Контент, сгенерированный ИИ, может содержать ошибки."/>
+            <wp:cNvGraphicFramePr>
+              <a:graphicFrameLocks xmlns:a="http://schemas.openxmlformats.org/drawingml/2006/main" noChangeAspect="1"/>
+            </wp:cNvGraphicFramePr>
+            <a:graphic xmlns:a="http://schemas.openxmlformats.org/drawingml/2006/main">
+              <a:graphicData uri="http://schemas.openxmlformats.org/drawingml/2006/picture">
+                <pic:pic xmlns:pic="http://schemas.openxmlformats.org/drawingml/2006/picture">
+                  <pic:nvPicPr>
+                    <pic:cNvPr id="772005681" name="Рисунок 1" descr="Изображение выглядит как текст, электроника, снимок экрана, дисплей&#10;&#10;Контент, сгенерированный ИИ, может содержать ошибки."/>
+                    <pic:cNvPicPr/>
+                  </pic:nvPicPr>
+                  <pic:blipFill>
+                    <a:blip r:embed="rId8"/>
+                    <a:stretch>
+                      <a:fillRect/>
+                    </a:stretch>
+                  </pic:blipFill>
+                  <pic:spPr>
+                    <a:xfrm>
+                      <a:off x="0" y="0"/>
+                      <a:ext cx="4105275" cy="4048125"/>
+                    </a:xfrm>
+                    <a:prstGeom prst="rect">
+                      <a:avLst/>
+                    </a:prstGeom>
+                  </pic:spPr>
+                </pic:pic>
+              </a:graphicData>
+            </a:graphic>
+          </wp:inline>
+        </w:drawing>
+      </w:r>
+    </w:p>
+    <w:p>
+      <w:pPr>
+        <w:tabs>
+          <w:tab w:val="left" w:pos="3045"/>
+        </w:tabs>
+        <w:rPr>
+          <w:rFonts w:ascii="Times New Roman" w:eastAsia="Times New Roman" w:hAnsi="Times New Roman" w:cs="Times New Roman"/>
+          <w:b/>
+          <w:sz w:val="28"/>
+          <w:szCs w:val="28"/>
+          <w:lang w:val="ru-RU"/>
+        </w:rPr>
+      </w:pPr>
+      <w:r>
+        <w:rPr>
+          <w:rFonts w:ascii="Times New Roman" w:eastAsia="Times New Roman" w:hAnsi="Times New Roman" w:cs="Times New Roman"/>
+          <w:b/>
+          <w:sz w:val="28"/>
+          <w:szCs w:val="28"/>
+          <w:lang w:val="ru-RU"/>
+        </w:rPr>
+        <w:t>Тестовые ситуации:</w:t>
+      </w:r>
+    </w:p>
+    <w:p>
+      <w:pPr>
+        <w:tabs>
+          <w:tab w:val="left" w:pos="3045"/>
+        </w:tabs>
+        <w:rPr>
+          <w:rFonts w:ascii="Times New Roman" w:eastAsia="Times New Roman" w:hAnsi="Times New Roman" w:cs="Times New Roman"/>
+          <w:b/>
+          <w:sz w:val="28"/>
+          <w:szCs w:val="28"/>
+          <w:lang w:val="ru-RU"/>
+        </w:rPr>
+      </w:pPr>
+      <w:r>
+        <w:rPr>
+          <w:noProof/>
+        </w:rPr>
+        <w:drawing>
+          <wp:inline distT="0" distB="0" distL="0" distR="0" wp14:anchorId="1BC93C62" wp14:editId="2A79CA04">
+            <wp:extent cx="2409825" cy="1362075"/>
+            <wp:effectExtent l="0" t="0" r="9525" b="9525"/>
+            <wp:docPr id="1363692576" name="Рисунок 1" descr="Изображение выглядит как текст, снимок экрана, Шрифт&#10;&#10;Контент, сгенерированный ИИ, может содержать ошибки."/>
+            <wp:cNvGraphicFramePr>
+              <a:graphicFrameLocks xmlns:a="http://schemas.openxmlformats.org/drawingml/2006/main" noChangeAspect="1"/>
+            </wp:cNvGraphicFramePr>
+            <a:graphic xmlns:a="http://schemas.openxmlformats.org/drawingml/2006/main">
+              <a:graphicData uri="http://schemas.openxmlformats.org/drawingml/2006/picture">
+                <pic:pic xmlns:pic="http://schemas.openxmlformats.org/drawingml/2006/picture">
+                  <pic:nvPicPr>
+                    <pic:cNvPr id="1363692576" name="Рисунок 1" descr="Изображение выглядит как текст, снимок экрана, Шрифт&#10;&#10;Контент, сгенерированный ИИ, может содержать ошибки."/>
+                    <pic:cNvPicPr/>
+                  </pic:nvPicPr>
+                  <pic:blipFill>
+                    <a:blip r:embed="rId9"/>
+                    <a:stretch>
+                      <a:fillRect/>
+                    </a:stretch>
+                  </pic:blipFill>
+                  <pic:spPr>
+                    <a:xfrm>
+                      <a:off x="0" y="0"/>
+                      <a:ext cx="2409825" cy="1362075"/>
+                    </a:xfrm>
+                    <a:prstGeom prst="rect">
+                      <a:avLst/>
+                    </a:prstGeom>
+                  </pic:spPr>
+                </pic:pic>
+              </a:graphicData>
+            </a:graphic>
+          </wp:inline>
+        </w:drawing>
+      </w:r>
+      <w:r>
+        <w:rPr>
+          <w:noProof/>
+        </w:rPr>
+        <w:drawing>
+          <wp:inline distT="0" distB="0" distL="0" distR="0" wp14:anchorId="7F273EBF" wp14:editId="38E792CA">
+            <wp:extent cx="1885950" cy="714375"/>
+            <wp:effectExtent l="0" t="0" r="0" b="9525"/>
+            <wp:docPr id="237395400" name="Рисунок 1" descr="Изображение выглядит как текст, Шрифт, снимок экрана&#10;&#10;Контент, сгенерированный ИИ, может содержать ошибки."/>
+            <wp:cNvGraphicFramePr>
+              <a:graphicFrameLocks xmlns:a="http://schemas.openxmlformats.org/drawingml/2006/main" noChangeAspect="1"/>
+            </wp:cNvGraphicFramePr>
+            <a:graphic xmlns:a="http://schemas.openxmlformats.org/drawingml/2006/main">
+              <a:graphicData uri="http://schemas.openxmlformats.org/drawingml/2006/picture">
+                <pic:pic xmlns:pic="http://schemas.openxmlformats.org/drawingml/2006/picture">
+                  <pic:nvPicPr>
+                    <pic:cNvPr id="237395400" name="Рисунок 1" descr="Изображение выглядит как текст, Шрифт, снимок экрана&#10;&#10;Контент, сгенерированный ИИ, может содержать ошибки."/>
+                    <pic:cNvPicPr/>
+                  </pic:nvPicPr>
+                  <pic:blipFill>
+                    <a:blip r:embed="rId10"/>
+                    <a:stretch>
+                      <a:fillRect/>
+                    </a:stretch>
+                  </pic:blipFill>
+                  <pic:spPr>
+                    <a:xfrm>
+                      <a:off x="0" y="0"/>
+                      <a:ext cx="1885950" cy="714375"/>
+                    </a:xfrm>
+                    <a:prstGeom prst="rect">
+                      <a:avLst/>
+                    </a:prstGeom>
+                  </pic:spPr>
+                </pic:pic>
+              </a:graphicData>
+            </a:graphic>
+          </wp:inline>
+        </w:drawing>
+      </w:r>
+    </w:p>
+    <w:p>
+      <w:pPr>
+        <w:tabs>
+          <w:tab w:val="left" w:pos="3045"/>
+        </w:tabs>
+        <w:rPr>
+          <w:rFonts w:ascii="Times New Roman" w:eastAsia="Times New Roman" w:hAnsi="Times New Roman" w:cs="Times New Roman"/>
+          <w:b/>
           <w:sz w:val="28"/>
           <w:szCs w:val="28"/>
           <w:lang w:val="ru-RU"/>
@@ -955,7 +1665,7 @@
 </file>
 
 <file path=word/styles.xml><?xml version="1.0" encoding="utf-8"?>
-<w:styles xmlns:mc="http://schemas.openxmlformats.org/markup-compatibility/2006" xmlns:r="http://schemas.openxmlformats.org/officeDocument/2006/relationships" xmlns:w="http://schemas.openxmlformats.org/wordprocessingml/2006/main" xmlns:w14="http://schemas.microsoft.com/office/word/2010/wordml" xmlns:w15="http://schemas.microsoft.com/office/word/2012/wordml" xmlns:w16cex="http://schemas.microsoft.com/office/word/2018/wordml/cex" xmlns:w16cid="http://schemas.microsoft.com/office/word/2016/wordml/cid" xmlns:w16="http://schemas.microsoft.com/office/word/2018/wordml" xmlns:w16sdtdh="http://schemas.microsoft.com/office/word/2020/wordml/sdtdatahash" xmlns:w16se="http://schemas.microsoft.com/office/word/2015/wordml/symex" mc:Ignorable="w14 w15 w16se w16cid w16 w16cex w16sdtdh">
+<w:styles xmlns:mc="http://schemas.openxmlformats.org/markup-compatibility/2006" xmlns:r="http://schemas.openxmlformats.org/officeDocument/2006/relationships" xmlns:w="http://schemas.openxmlformats.org/wordprocessingml/2006/main" xmlns:w14="http://schemas.microsoft.com/office/word/2010/wordml" xmlns:w15="http://schemas.microsoft.com/office/word/2012/wordml" xmlns:w16cex="http://schemas.microsoft.com/office/word/2018/wordml/cex" xmlns:w16cid="http://schemas.microsoft.com/office/word/2016/wordml/cid" xmlns:w16="http://schemas.microsoft.com/office/word/2018/wordml" xmlns:w16du="http://schemas.microsoft.com/office/word/2023/wordml/word16du" xmlns:w16sdtdh="http://schemas.microsoft.com/office/word/2020/wordml/sdtdatahash" xmlns:w16sdtfl="http://schemas.microsoft.com/office/word/2024/wordml/sdtformatlock" xmlns:w16se="http://schemas.microsoft.com/office/word/2015/wordml/symex" mc:Ignorable="w14 w15 w16se w16cid w16 w16cex w16sdtdh w16sdtfl w16du">
   <w:docDefaults>
     <w:rPrDefault>
       <w:rPr>
